--- a/Ansible Notes.docx
+++ b/Ansible Notes.docx
@@ -380,25 +380,7 @@
           <w:u w:val="single"/>
         </w:rPr>
         <w:lastRenderedPageBreak/>
-        <w:t xml:space="preserve">To establish </w:t>
-      </w:r>
-      <w:r>
-        <w:rPr>
-          <w:rFonts w:ascii="Segoe UI" w:hAnsi="Segoe UI" w:cs="Segoe UI"/>
-          <w:b/>
-          <w:spacing w:val="1"/>
-          <w:u w:val="single"/>
-        </w:rPr>
-        <w:t>password less</w:t>
-      </w:r>
-      <w:r>
-        <w:rPr>
-          <w:rFonts w:ascii="Segoe UI" w:hAnsi="Segoe UI" w:cs="Segoe UI"/>
-          <w:b/>
-          <w:spacing w:val="1"/>
-          <w:u w:val="single"/>
-        </w:rPr>
-        <w:t xml:space="preserve"> SSH authentication between two Linux servers using SSH key-based authentication, follow these steps:</w:t>
+        <w:t>To establish password less SSH authentication between two Linux servers using SSH key-based authentication, follow these steps:</w:t>
       </w:r>
     </w:p>
     <w:p>
@@ -732,6 +714,10 @@
         <w:ind w:left="1080"/>
       </w:pPr>
       <w:r>
+        <w:rPr>
+          <w:noProof/>
+          <w:lang w:eastAsia="en-IN"/>
+        </w:rPr>
         <w:drawing>
           <wp:inline distT="0" distB="0" distL="0" distR="0" wp14:anchorId="5BB7FAB0" wp14:editId="12328D4F">
             <wp:extent cx="5731510" cy="3670935"/>
@@ -799,30 +785,26 @@
         <w:rPr>
           <w:b/>
         </w:rPr>
-        <w:t xml:space="preserve">Once public key is </w:t>
-      </w:r>
-      <w:proofErr w:type="gramStart"/>
-      <w:r>
-        <w:rPr>
-          <w:b/>
-        </w:rPr>
-        <w:t>done .</w:t>
-      </w:r>
-      <w:proofErr w:type="gramEnd"/>
-      <w:r>
-        <w:rPr>
-          <w:b/>
-        </w:rPr>
-        <w:t xml:space="preserve"> </w:t>
-      </w:r>
-      <w:proofErr w:type="gramStart"/>
-      <w:r>
-        <w:rPr>
-          <w:b/>
-        </w:rPr>
-        <w:t>taking</w:t>
-      </w:r>
-      <w:proofErr w:type="gramEnd"/>
+        <w:t xml:space="preserve">Once public key </w:t>
+      </w:r>
+      <w:r>
+        <w:rPr>
+          <w:b/>
+        </w:rPr>
+        <w:t xml:space="preserve">configuration </w:t>
+      </w:r>
+      <w:r>
+        <w:rPr>
+          <w:b/>
+        </w:rPr>
+        <w:t xml:space="preserve">is </w:t>
+      </w:r>
+      <w:r>
+        <w:rPr>
+          <w:b/>
+        </w:rPr>
+        <w:t>done. Taking</w:t>
+      </w:r>
       <w:r>
         <w:rPr>
           <w:b/>
@@ -882,19 +864,19 @@
       <w:pPr>
         <w:pStyle w:val="ListParagraph"/>
       </w:pPr>
-      <w:proofErr w:type="gramStart"/>
-      <w:r>
-        <w:t>COMMAND :</w:t>
-      </w:r>
-      <w:proofErr w:type="gramEnd"/>
+      <w:r>
+        <w:t>COMMAND:</w:t>
+      </w:r>
       <w:r>
         <w:t xml:space="preserve">    </w:t>
       </w:r>
       <w:proofErr w:type="spellStart"/>
+      <w:proofErr w:type="gramStart"/>
       <w:r>
         <w:t>ssh</w:t>
       </w:r>
       <w:proofErr w:type="spellEnd"/>
+      <w:proofErr w:type="gramEnd"/>
       <w:r>
         <w:t xml:space="preserve"> 17.16.11.11 &lt;</w:t>
       </w:r>
@@ -1044,103 +1026,98 @@
         <w:t>Hosts</w:t>
       </w:r>
       <w:r>
+        <w:t>:            </w:t>
+      </w:r>
+      <w:r>
+        <w:rPr>
+          <w:b/>
+          <w:i/>
+        </w:rPr>
+        <w:t xml:space="preserve">These are individual machines or devices managed by </w:t>
+      </w:r>
+      <w:proofErr w:type="spellStart"/>
+      <w:r>
+        <w:rPr>
+          <w:b/>
+          <w:i/>
+        </w:rPr>
+        <w:t>Ansible</w:t>
+      </w:r>
+      <w:proofErr w:type="spellEnd"/>
+      <w:r>
+        <w:rPr>
+          <w:b/>
+          <w:i/>
+        </w:rPr>
+        <w:t>.</w:t>
+      </w:r>
+    </w:p>
+    <w:p>
+      <w:r>
+        <w:t xml:space="preserve">                   Hosts are the individual machines or devices that the control node manages and automates tasks on. These hosts can be physical servers, virtual machines, network devices, or any executable node that </w:t>
+      </w:r>
+      <w:proofErr w:type="spellStart"/>
+      <w:r>
+        <w:t>Ansible</w:t>
+      </w:r>
+      <w:proofErr w:type="spellEnd"/>
+      <w:r>
+        <w:t xml:space="preserve"> can connect to. Hosts are listed in the inventory file either by their IP addresses or fully qualified domain names (FQDN).</w:t>
+      </w:r>
+    </w:p>
+    <w:p>
+      <w:r>
+        <w:t xml:space="preserve">    </w:t>
+      </w:r>
+    </w:p>
+    <w:p>
+      <w:pPr>
+        <w:rPr>
+          <w:b/>
+          <w:i/>
+        </w:rPr>
+      </w:pPr>
+      <w:r>
+        <w:rPr>
+          <w:b/>
+        </w:rPr>
+        <w:t xml:space="preserve">           </w:t>
+      </w:r>
+      <w:r>
+        <w:rPr>
+          <w:b/>
+          <w:i/>
+        </w:rPr>
+        <w:t xml:space="preserve">Example for both hosts and </w:t>
+      </w:r>
+      <w:bookmarkStart w:id="0" w:name="_GoBack"/>
+      <w:bookmarkEnd w:id="0"/>
+      <w:r>
+        <w:rPr>
+          <w:b/>
+          <w:i/>
+        </w:rPr>
+        <w:t>groups</w:t>
+      </w:r>
+      <w:r>
+        <w:rPr>
+          <w:b/>
+          <w:i/>
+        </w:rPr>
         <w:t>:</w:t>
       </w:r>
       <w:r>
-        <w:t xml:space="preserve">           </w:t>
-      </w:r>
-      <w:r>
-        <w:t> </w:t>
-      </w:r>
-      <w:r>
         <w:rPr>
           <w:b/>
           <w:i/>
         </w:rPr>
-        <w:t xml:space="preserve">These are individual machines or devices managed by </w:t>
-      </w:r>
-      <w:proofErr w:type="spellStart"/>
-      <w:r>
-        <w:rPr>
-          <w:b/>
-          <w:i/>
-        </w:rPr>
-        <w:t>Ansible</w:t>
-      </w:r>
-      <w:proofErr w:type="spellEnd"/>
-      <w:r>
-        <w:rPr>
-          <w:b/>
-          <w:i/>
-        </w:rPr>
-        <w:t>.</w:t>
-      </w:r>
-    </w:p>
-    <w:p>
-      <w:r>
-        <w:t xml:space="preserve">                   Hosts</w:t>
-      </w:r>
-      <w:r>
-        <w:t xml:space="preserve"> are the individual machines or devices that the control node manages and automates tasks on. These hosts can be physical servers, virtual machines, network devices, or any executable node that </w:t>
-      </w:r>
-      <w:proofErr w:type="spellStart"/>
-      <w:r>
-        <w:t>Ansible</w:t>
-      </w:r>
-      <w:proofErr w:type="spellEnd"/>
-      <w:r>
-        <w:t xml:space="preserve"> can connect to. Hosts are listed in the inventory file either by their IP addresses or fully qualified domain names (FQDN).</w:t>
-      </w:r>
-    </w:p>
-    <w:p>
-      <w:r>
-        <w:t xml:space="preserve">    </w:t>
-      </w:r>
-    </w:p>
-    <w:p>
-      <w:pPr>
-        <w:rPr>
-          <w:b/>
-          <w:i/>
-        </w:rPr>
-      </w:pPr>
-      <w:r>
-        <w:rPr>
-          <w:b/>
-        </w:rPr>
-        <w:t xml:space="preserve">           </w:t>
-      </w:r>
-      <w:r>
-        <w:rPr>
-          <w:b/>
-          <w:i/>
-        </w:rPr>
-        <w:t xml:space="preserve">Example for both hosts and </w:t>
-      </w:r>
-      <w:proofErr w:type="gramStart"/>
-      <w:r>
-        <w:rPr>
-          <w:b/>
-          <w:i/>
-        </w:rPr>
-        <w:t>groups</w:t>
-      </w:r>
-      <w:r>
-        <w:rPr>
-          <w:b/>
-          <w:i/>
-        </w:rPr>
-        <w:t xml:space="preserve"> :</w:t>
-      </w:r>
-      <w:proofErr w:type="gramEnd"/>
-      <w:r>
-        <w:rPr>
-          <w:b/>
-          <w:i/>
-        </w:rPr>
         <w:t>--</w:t>
       </w:r>
       <w:r>
+        <w:rPr>
+          <w:noProof/>
+          <w:lang w:eastAsia="en-IN"/>
+        </w:rPr>
         <w:drawing>
           <wp:inline distT="0" distB="0" distL="0" distR="0" wp14:anchorId="01E53534" wp14:editId="1E2FE4CF">
             <wp:extent cx="5731510" cy="2547620"/>
@@ -1208,153 +1185,132 @@
         <w:t>Groups</w:t>
       </w:r>
       <w:r>
-        <w:t>: </w:t>
+        <w:t xml:space="preserve">:  </w:t>
+      </w:r>
+      <w:r>
+        <w:t xml:space="preserve">       </w:t>
+      </w:r>
+      <w:r>
+        <w:rPr>
+          <w:b/>
+          <w:i/>
+        </w:rPr>
+        <w:t>Logical collections of hosts. Groups can help organize hosts by roles, environment, or other criteria.</w:t>
+      </w:r>
+    </w:p>
+    <w:p>
+      <w:r>
+        <w:t xml:space="preserve">                         </w:t>
+      </w:r>
+    </w:p>
+    <w:p>
+      <w:r>
+        <w:t xml:space="preserve">                         </w:t>
+      </w:r>
+      <w:r>
+        <w:rPr>
+          <w:b/>
+        </w:rPr>
+        <w:t xml:space="preserve">  </w:t>
+      </w:r>
+      <w:r>
+        <w:rPr>
+          <w:b/>
+        </w:rPr>
+        <w:t>A)</w:t>
+      </w:r>
+      <w:r>
+        <w:t xml:space="preserve">    Groups are defined by a name enclosed in brackets, e.g., [webservers].</w:t>
+      </w:r>
+    </w:p>
+    <w:p>
+      <w:r>
+        <w:rPr>
+          <w:b/>
+        </w:rPr>
+        <w:t xml:space="preserve">                           </w:t>
+      </w:r>
+      <w:r>
+        <w:rPr>
+          <w:b/>
+        </w:rPr>
+        <w:t>B)</w:t>
+      </w:r>
+      <w:r>
+        <w:t xml:space="preserve"> Hosts can belong to multiple groups simultaneously.</w:t>
+      </w:r>
+    </w:p>
+    <w:p>
+      <w:r>
+        <w:t xml:space="preserve">                         </w:t>
       </w:r>
       <w:r>
         <w:t xml:space="preserve"> </w:t>
       </w:r>
       <w:r>
-        <w:t xml:space="preserve">       </w:t>
-      </w:r>
-      <w:r>
-        <w:rPr>
-          <w:b/>
-          <w:i/>
-        </w:rPr>
-        <w:t>Logical collections of hosts. Groups can help organize hosts by roles, environment, or other criteria.</w:t>
-      </w:r>
-    </w:p>
-    <w:p>
-      <w:r>
-        <w:t xml:space="preserve">                         </w:t>
-      </w:r>
-    </w:p>
-    <w:p>
-      <w:r>
-        <w:t xml:space="preserve">                         </w:t>
-      </w:r>
-      <w:r>
-        <w:rPr>
-          <w:b/>
-        </w:rPr>
-        <w:t xml:space="preserve">  </w:t>
-      </w:r>
-      <w:r>
-        <w:rPr>
-          <w:b/>
-        </w:rPr>
-        <w:t>A)</w:t>
-      </w:r>
-      <w:r>
-        <w:t xml:space="preserve">    </w:t>
-      </w:r>
-      <w:r>
-        <w:t>Groups are defined by a name enclosed in brackets, e.g., [webservers].</w:t>
-      </w:r>
-    </w:p>
-    <w:p>
-      <w:r>
-        <w:rPr>
-          <w:b/>
-        </w:rPr>
+        <w:t xml:space="preserve"> </w:t>
+      </w:r>
+      <w:r>
+        <w:rPr>
+          <w:b/>
+        </w:rPr>
+        <w:t>C)</w:t>
+      </w:r>
+      <w:r>
+        <w:t xml:space="preserve"> Groups can contain other groups (nested/groups of groups).</w:t>
+      </w:r>
+    </w:p>
+    <w:p>
+      <w:r>
+        <w:rPr>
+          <w:b/>
+        </w:rPr>
+        <w:t xml:space="preserve">                           D)</w:t>
+      </w:r>
+      <w:r>
+        <w:t xml:space="preserve"> </w:t>
+      </w:r>
+      <w:proofErr w:type="spellStart"/>
+      <w:r>
+        <w:t>Ansible</w:t>
+      </w:r>
+      <w:proofErr w:type="spellEnd"/>
+      <w:r>
+        <w:t xml:space="preserve"> automatically creates two default groups: all (contains every host</w:t>
+      </w:r>
+      <w:proofErr w:type="gramStart"/>
+      <w:r>
+        <w:t>)  and</w:t>
+      </w:r>
+      <w:proofErr w:type="gramEnd"/>
+      <w:r>
+        <w:t> ungrouped (hosts not assigned to any group).</w:t>
+      </w:r>
+    </w:p>
+    <w:p>
+      <w:pPr>
+        <w:rPr>
+          <w:b/>
+        </w:rPr>
+      </w:pPr>
+      <w:r>
         <w:t xml:space="preserve">                           </w:t>
       </w:r>
       <w:r>
         <w:rPr>
           <w:b/>
         </w:rPr>
-        <w:t>B)</w:t>
-      </w:r>
+        <w:t>C)</w:t>
+      </w:r>
+      <w:r>
+        <w:t xml:space="preserve"> Variables can be assigned to groups to apply configurations collectively.</w:t>
+      </w:r>
+    </w:p>
+    <w:p>
       <w:r>
         <w:t xml:space="preserve"> </w:t>
       </w:r>
       <w:r>
-        <w:t>Hosts can belong to multiple groups simultaneously.</w:t>
-      </w:r>
-    </w:p>
-    <w:p>
-      <w:r>
-        <w:t xml:space="preserve">                         </w:t>
-      </w:r>
-      <w:r>
-        <w:t xml:space="preserve"> </w:t>
-      </w:r>
-      <w:r>
-        <w:t xml:space="preserve"> </w:t>
-      </w:r>
-      <w:r>
-        <w:rPr>
-          <w:b/>
-        </w:rPr>
-        <w:t>C)</w:t>
-      </w:r>
-      <w:r>
-        <w:t xml:space="preserve"> </w:t>
-      </w:r>
-      <w:r>
-        <w:t>Groups can contain other groups (nested/groups of groups).</w:t>
-      </w:r>
-    </w:p>
-    <w:p>
-      <w:r>
-        <w:rPr>
-          <w:b/>
-        </w:rPr>
-        <w:t xml:space="preserve">                           D)</w:t>
-      </w:r>
-      <w:r>
-        <w:t xml:space="preserve"> </w:t>
-      </w:r>
-      <w:proofErr w:type="spellStart"/>
-      <w:r>
-        <w:t>Ansible</w:t>
-      </w:r>
-      <w:proofErr w:type="spellEnd"/>
-      <w:r>
-        <w:t xml:space="preserve"> automatically creates two default groups: all (contains every host</w:t>
-      </w:r>
-      <w:proofErr w:type="gramStart"/>
-      <w:r>
-        <w:t xml:space="preserve">) </w:t>
-      </w:r>
-      <w:r>
-        <w:t xml:space="preserve"> </w:t>
-      </w:r>
-      <w:r>
-        <w:t>and</w:t>
-      </w:r>
-      <w:proofErr w:type="gramEnd"/>
-      <w:r>
-        <w:t> ungrouped (hosts not assigned to any group).</w:t>
-      </w:r>
-    </w:p>
-    <w:p>
-      <w:pPr>
-        <w:rPr>
-          <w:b/>
-        </w:rPr>
-      </w:pPr>
-      <w:r>
-        <w:t xml:space="preserve">                           </w:t>
-      </w:r>
-      <w:r>
-        <w:rPr>
-          <w:b/>
-        </w:rPr>
-        <w:t>C)</w:t>
-      </w:r>
-      <w:r>
-        <w:t xml:space="preserve"> </w:t>
-      </w:r>
-      <w:r>
-        <w:t>Variables can be assigned to groups to apply configurations collectively.</w:t>
-      </w:r>
-    </w:p>
-    <w:p>
-      <w:r>
-        <w:t xml:space="preserve"> </w:t>
-      </w:r>
-      <w:r>
         <w:t xml:space="preserve">         </w:t>
       </w:r>
       <w:r>
@@ -1372,6 +1328,10 @@
         <w:t xml:space="preserve">                        </w:t>
       </w:r>
       <w:r>
+        <w:rPr>
+          <w:noProof/>
+          <w:lang w:eastAsia="en-IN"/>
+        </w:rPr>
         <w:drawing>
           <wp:inline distT="0" distB="0" distL="0" distR="0" wp14:anchorId="1A3477C7" wp14:editId="041FCF3B">
             <wp:extent cx="5731510" cy="4918710"/>
@@ -1435,10 +1395,7 @@
         <w:t>Variables</w:t>
       </w:r>
       <w:r>
-        <w:t> </w:t>
-      </w:r>
-      <w:r>
-        <w:t xml:space="preserve">  :    </w:t>
+        <w:t xml:space="preserve">   :    </w:t>
       </w:r>
       <w:r>
         <w:rPr>
@@ -1450,13 +1407,7 @@
     </w:p>
     <w:p>
       <w:r>
-        <w:t xml:space="preserve">                                     Variables</w:t>
-      </w:r>
-      <w:r>
-        <w:t xml:space="preserve"> are like labels or instructions you attach to hosts or groups to tell </w:t>
-      </w:r>
-      <w:r>
-        <w:t xml:space="preserve">  </w:t>
+        <w:t xml:space="preserve">                                     Variables are like labels or instructions you attach to hosts or groups to tell   </w:t>
       </w:r>
       <w:proofErr w:type="spellStart"/>
       <w:r>
@@ -1464,13 +1415,7 @@
       </w:r>
       <w:proofErr w:type="spellEnd"/>
       <w:r>
-        <w:t xml:space="preserve"> specific details—such as </w:t>
-      </w:r>
-      <w:r>
-        <w:t>usernames</w:t>
-      </w:r>
-      <w:r>
-        <w:t>, ports, or software versions—so it knows exactly how to manage each machine.</w:t>
+        <w:t xml:space="preserve"> specific details—such as usernames, ports, or software versions—so it knows exactly how to manage each machine.</w:t>
       </w:r>
     </w:p>
     <w:p>
@@ -1478,6 +1423,10 @@
         <w:t xml:space="preserve">                       </w:t>
       </w:r>
       <w:r>
+        <w:rPr>
+          <w:noProof/>
+          <w:lang w:eastAsia="en-IN"/>
+        </w:rPr>
         <w:drawing>
           <wp:inline distT="0" distB="0" distL="0" distR="0" wp14:anchorId="610F7EEB" wp14:editId="76CC2146">
             <wp:extent cx="5731510" cy="2470150"/>
@@ -1551,6 +1500,8 @@
       <w:r>
         <w:rPr>
           <w:b/>
+          <w:noProof/>
+          <w:lang w:eastAsia="en-IN"/>
         </w:rPr>
         <w:drawing>
           <wp:inline distT="0" distB="0" distL="0" distR="0" wp14:anchorId="087C457C" wp14:editId="159BF5D7">
@@ -1642,6 +1593,8 @@
       <w:r>
         <w:rPr>
           <w:b/>
+          <w:noProof/>
+          <w:lang w:eastAsia="en-IN"/>
         </w:rPr>
         <w:lastRenderedPageBreak/>
         <w:drawing>
@@ -1891,8 +1844,6 @@
     <w:p>
       <w:r>
         <w:br/>
-      </w:r>
-      <w:r>
         <w:t xml:space="preserve">1)     </w:t>
       </w:r>
       <w:r>
@@ -1974,8 +1925,6 @@
       </w:r>
       <w:r>
         <w:br/>
-      </w:r>
-      <w:r>
         <w:t xml:space="preserve">           </w:t>
       </w:r>
       <w:proofErr w:type="spellStart"/>
@@ -2018,8 +1967,6 @@
       </w:r>
       <w:r>
         <w:br/>
-      </w:r>
-      <w:r>
         <w:t xml:space="preserve">          </w:t>
       </w:r>
       <w:proofErr w:type="spellStart"/>
@@ -2101,8 +2048,6 @@
       </w:r>
       <w:r>
         <w:br/>
-      </w:r>
-      <w:r>
         <w:t xml:space="preserve">            </w:t>
       </w:r>
       <w:r>
@@ -2205,8 +2150,6 @@
       </w:r>
       <w:r>
         <w:br/>
-      </w:r>
-      <w:r>
         <w:t xml:space="preserve">                </w:t>
       </w:r>
       <w:proofErr w:type="spellStart"/>
@@ -4369,44 +4312,23 @@
           <w:b/>
           <w:i/>
         </w:rPr>
-        <w:t>B</w:t>
-      </w:r>
+        <w:t xml:space="preserve">Before running </w:t>
+      </w:r>
+      <w:proofErr w:type="spellStart"/>
       <w:r>
         <w:rPr>
           <w:b/>
           <w:i/>
         </w:rPr>
-        <w:t xml:space="preserve">efore running </w:t>
-      </w:r>
-      <w:proofErr w:type="spellStart"/>
+        <w:t>ansible</w:t>
+      </w:r>
+      <w:proofErr w:type="spellEnd"/>
       <w:r>
         <w:rPr>
           <w:b/>
           <w:i/>
         </w:rPr>
-        <w:t>ansible</w:t>
-      </w:r>
-      <w:proofErr w:type="spellEnd"/>
-      <w:r>
-        <w:rPr>
-          <w:b/>
-          <w:i/>
-        </w:rPr>
-        <w:t xml:space="preserve"> command we have to establish the password less authentication between </w:t>
-      </w:r>
-      <w:r>
-        <w:rPr>
-          <w:b/>
-          <w:i/>
-        </w:rPr>
-        <w:t>servers</w:t>
-      </w:r>
-      <w:r>
-        <w:rPr>
-          <w:b/>
-          <w:i/>
-        </w:rPr>
-        <w:t xml:space="preserve"> and specify the target server </w:t>
+        <w:t xml:space="preserve"> command we have to establish the password less authentication between servers and specify the target server </w:t>
       </w:r>
       <w:proofErr w:type="spellStart"/>
       <w:r>
@@ -4570,6 +4492,10 @@
     </w:p>
     <w:p>
       <w:r>
+        <w:rPr>
+          <w:noProof/>
+          <w:lang w:eastAsia="en-IN"/>
+        </w:rPr>
         <w:drawing>
           <wp:inline distT="0" distB="0" distL="0" distR="0" wp14:anchorId="249218B4" wp14:editId="111506C7">
             <wp:extent cx="5731510" cy="2800350"/>
@@ -4759,6 +4685,10 @@
     </w:p>
     <w:p>
       <w:r>
+        <w:rPr>
+          <w:noProof/>
+          <w:lang w:eastAsia="en-IN"/>
+        </w:rPr>
         <w:drawing>
           <wp:inline distT="0" distB="0" distL="0" distR="0" wp14:anchorId="739522FD" wp14:editId="3E377E5F">
             <wp:extent cx="5731510" cy="2772410"/>
@@ -4802,6 +4732,10 @@
     <w:p/>
     <w:p>
       <w:r>
+        <w:rPr>
+          <w:noProof/>
+          <w:lang w:eastAsia="en-IN"/>
+        </w:rPr>
         <w:drawing>
           <wp:inline distT="0" distB="0" distL="0" distR="0" wp14:anchorId="39F0E4AD" wp14:editId="5F0620A1">
             <wp:extent cx="5731510" cy="2312035"/>
@@ -4842,6 +4776,10 @@
     <w:p/>
     <w:p>
       <w:r>
+        <w:rPr>
+          <w:noProof/>
+          <w:lang w:eastAsia="en-IN"/>
+        </w:rPr>
         <w:drawing>
           <wp:inline distT="0" distB="0" distL="0" distR="0" wp14:anchorId="722ED412" wp14:editId="30DEAD9E">
             <wp:extent cx="5731510" cy="1097915"/>
@@ -4898,6 +4836,10 @@
         <w:t xml:space="preserve">                               </w:t>
       </w:r>
       <w:r>
+        <w:rPr>
+          <w:noProof/>
+          <w:lang w:eastAsia="en-IN"/>
+        </w:rPr>
         <w:drawing>
           <wp:inline distT="0" distB="0" distL="0" distR="0" wp14:anchorId="3DF42482" wp14:editId="6FF632EC">
             <wp:extent cx="5731510" cy="1832610"/>
@@ -4942,6 +4884,10 @@
     <w:p/>
     <w:p>
       <w:r>
+        <w:rPr>
+          <w:noProof/>
+          <w:lang w:eastAsia="en-IN"/>
+        </w:rPr>
         <w:lastRenderedPageBreak/>
         <w:drawing>
           <wp:inline distT="0" distB="0" distL="0" distR="0" wp14:anchorId="5586B491" wp14:editId="2E13605B">
@@ -5509,6 +5455,10 @@
     <w:p/>
     <w:p>
       <w:r>
+        <w:rPr>
+          <w:noProof/>
+          <w:lang w:eastAsia="en-IN"/>
+        </w:rPr>
         <w:lastRenderedPageBreak/>
         <w:drawing>
           <wp:inline distT="0" distB="0" distL="0" distR="0" wp14:anchorId="3BEBE014" wp14:editId="281D2F7D">
@@ -5551,6 +5501,10 @@
     <w:p/>
     <w:p>
       <w:r>
+        <w:rPr>
+          <w:noProof/>
+          <w:lang w:eastAsia="en-IN"/>
+        </w:rPr>
         <w:drawing>
           <wp:inline distT="0" distB="0" distL="0" distR="0" wp14:anchorId="68C08450" wp14:editId="298A48EF">
             <wp:extent cx="5731510" cy="2021205"/>
@@ -5647,8 +5601,6 @@
       <w:r>
         <w:t xml:space="preserve"> follows a client-server model with a control node and managed nodes, communicating over SSH without agents.</w:t>
       </w:r>
-      <w:bookmarkStart w:id="0" w:name="_GoBack"/>
-      <w:bookmarkEnd w:id="0"/>
     </w:p>
     <w:p>
       <w:r>
@@ -5685,6 +5637,313 @@
         <w:t>Modules are reusable units of code that perform specific tasks, like installing packages or managing services.</w:t>
       </w:r>
     </w:p>
+    <w:p/>
+    <w:p>
+      <w:proofErr w:type="spellStart"/>
+      <w:r>
+        <w:t>Realtime</w:t>
+      </w:r>
+      <w:proofErr w:type="spellEnd"/>
+      <w:r>
+        <w:t xml:space="preserve"> example:</w:t>
+      </w:r>
+    </w:p>
+    <w:p/>
+    <w:p>
+      <w:r>
+        <w:lastRenderedPageBreak/>
+        <w:t xml:space="preserve">In server </w:t>
+      </w:r>
+      <w:r>
+        <w:t>10.0.30.232</w:t>
+      </w:r>
+      <w:r>
+        <w:t xml:space="preserve">, Apache2 </w:t>
+      </w:r>
+      <w:proofErr w:type="spellStart"/>
+      <w:r>
+        <w:t>serivce</w:t>
+      </w:r>
+      <w:proofErr w:type="spellEnd"/>
+      <w:r>
+        <w:t xml:space="preserve"> is not running</w:t>
+      </w:r>
+    </w:p>
+    <w:p/>
+    <w:p>
+      <w:r>
+        <w:drawing>
+          <wp:inline distT="0" distB="0" distL="0" distR="0" wp14:anchorId="274F910E" wp14:editId="11FF92C6">
+            <wp:extent cx="5731510" cy="3171190"/>
+            <wp:effectExtent l="0" t="0" r="2540" b="0"/>
+            <wp:docPr id="4" name="Picture 4"/>
+            <wp:cNvGraphicFramePr>
+              <a:graphicFrameLocks xmlns:a="http://schemas.openxmlformats.org/drawingml/2006/main" noChangeAspect="1"/>
+            </wp:cNvGraphicFramePr>
+            <a:graphic xmlns:a="http://schemas.openxmlformats.org/drawingml/2006/main">
+              <a:graphicData uri="http://schemas.openxmlformats.org/drawingml/2006/picture">
+                <pic:pic xmlns:pic="http://schemas.openxmlformats.org/drawingml/2006/picture">
+                  <pic:nvPicPr>
+                    <pic:cNvPr id="1" name=""/>
+                    <pic:cNvPicPr/>
+                  </pic:nvPicPr>
+                  <pic:blipFill>
+                    <a:blip r:embed="rId22"/>
+                    <a:stretch>
+                      <a:fillRect/>
+                    </a:stretch>
+                  </pic:blipFill>
+                  <pic:spPr>
+                    <a:xfrm>
+                      <a:off x="0" y="0"/>
+                      <a:ext cx="5731510" cy="3171190"/>
+                    </a:xfrm>
+                    <a:prstGeom prst="rect">
+                      <a:avLst/>
+                    </a:prstGeom>
+                  </pic:spPr>
+                </pic:pic>
+              </a:graphicData>
+            </a:graphic>
+          </wp:inline>
+        </w:drawing>
+      </w:r>
+    </w:p>
+    <w:p/>
+    <w:p>
+      <w:r>
+        <w:t>Command to restart apache2 service</w:t>
+      </w:r>
+    </w:p>
+    <w:p>
+      <w:r>
+        <w:drawing>
+          <wp:inline distT="0" distB="0" distL="0" distR="0" wp14:anchorId="0BAD92B1" wp14:editId="0A7BDD38">
+            <wp:extent cx="5731510" cy="1567180"/>
+            <wp:effectExtent l="0" t="0" r="2540" b="0"/>
+            <wp:docPr id="7" name="Picture 7"/>
+            <wp:cNvGraphicFramePr>
+              <a:graphicFrameLocks xmlns:a="http://schemas.openxmlformats.org/drawingml/2006/main" noChangeAspect="1"/>
+            </wp:cNvGraphicFramePr>
+            <a:graphic xmlns:a="http://schemas.openxmlformats.org/drawingml/2006/main">
+              <a:graphicData uri="http://schemas.openxmlformats.org/drawingml/2006/picture">
+                <pic:pic xmlns:pic="http://schemas.openxmlformats.org/drawingml/2006/picture">
+                  <pic:nvPicPr>
+                    <pic:cNvPr id="1" name=""/>
+                    <pic:cNvPicPr/>
+                  </pic:nvPicPr>
+                  <pic:blipFill>
+                    <a:blip r:embed="rId23"/>
+                    <a:stretch>
+                      <a:fillRect/>
+                    </a:stretch>
+                  </pic:blipFill>
+                  <pic:spPr>
+                    <a:xfrm>
+                      <a:off x="0" y="0"/>
+                      <a:ext cx="5731510" cy="1567180"/>
+                    </a:xfrm>
+                    <a:prstGeom prst="rect">
+                      <a:avLst/>
+                    </a:prstGeom>
+                  </pic:spPr>
+                </pic:pic>
+              </a:graphicData>
+            </a:graphic>
+          </wp:inline>
+        </w:drawing>
+      </w:r>
+    </w:p>
+    <w:p/>
+    <w:p>
+      <w:r>
+        <w:t xml:space="preserve">Output: </w:t>
+      </w:r>
+    </w:p>
+    <w:p/>
+    <w:p>
+      <w:r>
+        <w:drawing>
+          <wp:inline distT="0" distB="0" distL="0" distR="0" wp14:anchorId="000CFE1A" wp14:editId="04C78745">
+            <wp:extent cx="5731510" cy="1421130"/>
+            <wp:effectExtent l="0" t="0" r="2540" b="7620"/>
+            <wp:docPr id="21" name="Picture 21"/>
+            <wp:cNvGraphicFramePr>
+              <a:graphicFrameLocks xmlns:a="http://schemas.openxmlformats.org/drawingml/2006/main" noChangeAspect="1"/>
+            </wp:cNvGraphicFramePr>
+            <a:graphic xmlns:a="http://schemas.openxmlformats.org/drawingml/2006/main">
+              <a:graphicData uri="http://schemas.openxmlformats.org/drawingml/2006/picture">
+                <pic:pic xmlns:pic="http://schemas.openxmlformats.org/drawingml/2006/picture">
+                  <pic:nvPicPr>
+                    <pic:cNvPr id="1" name=""/>
+                    <pic:cNvPicPr/>
+                  </pic:nvPicPr>
+                  <pic:blipFill>
+                    <a:blip r:embed="rId24"/>
+                    <a:stretch>
+                      <a:fillRect/>
+                    </a:stretch>
+                  </pic:blipFill>
+                  <pic:spPr>
+                    <a:xfrm>
+                      <a:off x="0" y="0"/>
+                      <a:ext cx="5731510" cy="1421130"/>
+                    </a:xfrm>
+                    <a:prstGeom prst="rect">
+                      <a:avLst/>
+                    </a:prstGeom>
+                  </pic:spPr>
+                </pic:pic>
+              </a:graphicData>
+            </a:graphic>
+          </wp:inline>
+        </w:drawing>
+      </w:r>
+    </w:p>
+    <w:p/>
+    <w:p>
+      <w:proofErr w:type="gramStart"/>
+      <w:r>
+        <w:lastRenderedPageBreak/>
+        <w:t>Example :</w:t>
+      </w:r>
+      <w:proofErr w:type="gramEnd"/>
+      <w:r>
+        <w:t xml:space="preserve"> restarting Docker in all service </w:t>
+      </w:r>
+    </w:p>
+    <w:p>
+      <w:r>
+        <w:drawing>
+          <wp:inline distT="0" distB="0" distL="0" distR="0" wp14:anchorId="33CE177B" wp14:editId="5361A46C">
+            <wp:extent cx="5731510" cy="1917700"/>
+            <wp:effectExtent l="0" t="0" r="2540" b="6350"/>
+            <wp:docPr id="22" name="Picture 22"/>
+            <wp:cNvGraphicFramePr>
+              <a:graphicFrameLocks xmlns:a="http://schemas.openxmlformats.org/drawingml/2006/main" noChangeAspect="1"/>
+            </wp:cNvGraphicFramePr>
+            <a:graphic xmlns:a="http://schemas.openxmlformats.org/drawingml/2006/main">
+              <a:graphicData uri="http://schemas.openxmlformats.org/drawingml/2006/picture">
+                <pic:pic xmlns:pic="http://schemas.openxmlformats.org/drawingml/2006/picture">
+                  <pic:nvPicPr>
+                    <pic:cNvPr id="1" name=""/>
+                    <pic:cNvPicPr/>
+                  </pic:nvPicPr>
+                  <pic:blipFill>
+                    <a:blip r:embed="rId25"/>
+                    <a:stretch>
+                      <a:fillRect/>
+                    </a:stretch>
+                  </pic:blipFill>
+                  <pic:spPr>
+                    <a:xfrm>
+                      <a:off x="0" y="0"/>
+                      <a:ext cx="5731510" cy="1917700"/>
+                    </a:xfrm>
+                    <a:prstGeom prst="rect">
+                      <a:avLst/>
+                    </a:prstGeom>
+                  </pic:spPr>
+                </pic:pic>
+              </a:graphicData>
+            </a:graphic>
+          </wp:inline>
+        </w:drawing>
+      </w:r>
+    </w:p>
+    <w:p/>
+    <w:p>
+      <w:r>
+        <w:t>Output:</w:t>
+      </w:r>
+    </w:p>
+    <w:p>
+      <w:r>
+        <w:drawing>
+          <wp:inline distT="0" distB="0" distL="0" distR="0" wp14:anchorId="27EB7201" wp14:editId="39218F06">
+            <wp:extent cx="5731510" cy="1428750"/>
+            <wp:effectExtent l="0" t="0" r="2540" b="0"/>
+            <wp:docPr id="23" name="Picture 23"/>
+            <wp:cNvGraphicFramePr>
+              <a:graphicFrameLocks xmlns:a="http://schemas.openxmlformats.org/drawingml/2006/main" noChangeAspect="1"/>
+            </wp:cNvGraphicFramePr>
+            <a:graphic xmlns:a="http://schemas.openxmlformats.org/drawingml/2006/main">
+              <a:graphicData uri="http://schemas.openxmlformats.org/drawingml/2006/picture">
+                <pic:pic xmlns:pic="http://schemas.openxmlformats.org/drawingml/2006/picture">
+                  <pic:nvPicPr>
+                    <pic:cNvPr id="1" name=""/>
+                    <pic:cNvPicPr/>
+                  </pic:nvPicPr>
+                  <pic:blipFill>
+                    <a:blip r:embed="rId26"/>
+                    <a:stretch>
+                      <a:fillRect/>
+                    </a:stretch>
+                  </pic:blipFill>
+                  <pic:spPr>
+                    <a:xfrm>
+                      <a:off x="0" y="0"/>
+                      <a:ext cx="5731510" cy="1428750"/>
+                    </a:xfrm>
+                    <a:prstGeom prst="rect">
+                      <a:avLst/>
+                    </a:prstGeom>
+                  </pic:spPr>
+                </pic:pic>
+              </a:graphicData>
+            </a:graphic>
+          </wp:inline>
+        </w:drawing>
+      </w:r>
+    </w:p>
+    <w:p/>
+    <w:p>
+      <w:pPr>
+        <w:rPr>
+          <w:b/>
+        </w:rPr>
+      </w:pPr>
+      <w:r>
+        <w:rPr>
+          <w:b/>
+          <w:sz w:val="32"/>
+          <w:szCs w:val="32"/>
+        </w:rPr>
+        <w:t>NOTE:</w:t>
+      </w:r>
+      <w:r>
+        <w:rPr>
+          <w:b/>
+        </w:rPr>
+        <w:t xml:space="preserve">  </w:t>
+      </w:r>
+      <w:r>
+        <w:rPr>
+          <w:b/>
+        </w:rPr>
+        <w:t>It’s</w:t>
+      </w:r>
+      <w:r>
+        <w:rPr>
+          <w:b/>
+        </w:rPr>
+        <w:t xml:space="preserve"> showing error because in one server we didn’t installed </w:t>
+      </w:r>
+      <w:r>
+        <w:rPr>
+          <w:b/>
+        </w:rPr>
+        <w:t>Docker</w:t>
+      </w:r>
+      <w:r>
+        <w:rPr>
+          <w:b/>
+        </w:rPr>
+        <w:t>.</w:t>
+      </w:r>
+    </w:p>
+    <w:p/>
+    <w:p/>
     <w:sectPr>
       <w:pgSz w:w="11906" w:h="16838"/>
       <w:pgMar w:top="1440" w:right="1440" w:bottom="1440" w:left="1440" w:header="708" w:footer="708" w:gutter="0"/>
